--- a/Запросы_MongoDB_1.docx
+++ b/Запросы_MongoDB_1.docx
@@ -841,6 +841,62 @@
     </w:p>
     <w:p>
       <w:pPr>
+        <w:spacing w:line="360" w:lineRule="auto"/>
+        <w:rPr>
+          <w:rFonts w:ascii="Times New Roman" w:hAnsi="Times New Roman" w:cs="Times New Roman"/>
+          <w:bCs/>
+          <w:sz w:val="28"/>
+          <w:szCs w:val="24"/>
+          <w:lang w:val="en-US"/>
+        </w:rPr>
+      </w:pPr>
+      <w:r>
+        <w:rPr>
+          <w:rFonts w:ascii="Times New Roman" w:hAnsi="Times New Roman" w:cs="Times New Roman"/>
+          <w:bCs/>
+          <w:sz w:val="28"/>
+          <w:szCs w:val="24"/>
+        </w:rPr>
+        <w:lastRenderedPageBreak/>
+        <w:drawing>
+          <wp:inline distT="0" distB="0" distL="0" distR="0" wp14:anchorId="076A7CAD" wp14:editId="5D1DFD04">
+            <wp:extent cx="2848373" cy="4344006"/>
+            <wp:effectExtent l="0" t="0" r="9525" b="0"/>
+            <wp:docPr id="11" name="Рисунок 11"/>
+            <wp:cNvGraphicFramePr>
+              <a:graphicFrameLocks xmlns:a="http://schemas.openxmlformats.org/drawingml/2006/main" noChangeAspect="1"/>
+            </wp:cNvGraphicFramePr>
+            <a:graphic xmlns:a="http://schemas.openxmlformats.org/drawingml/2006/main">
+              <a:graphicData uri="http://schemas.openxmlformats.org/drawingml/2006/picture">
+                <pic:pic xmlns:pic="http://schemas.openxmlformats.org/drawingml/2006/picture">
+                  <pic:nvPicPr>
+                    <pic:cNvPr id="1" name=""/>
+                    <pic:cNvPicPr/>
+                  </pic:nvPicPr>
+                  <pic:blipFill>
+                    <a:blip r:embed="rId15"/>
+                    <a:stretch>
+                      <a:fillRect/>
+                    </a:stretch>
+                  </pic:blipFill>
+                  <pic:spPr>
+                    <a:xfrm>
+                      <a:off x="0" y="0"/>
+                      <a:ext cx="2848373" cy="4344006"/>
+                    </a:xfrm>
+                    <a:prstGeom prst="rect">
+                      <a:avLst/>
+                    </a:prstGeom>
+                  </pic:spPr>
+                </pic:pic>
+              </a:graphicData>
+            </a:graphic>
+          </wp:inline>
+        </w:drawing>
+      </w:r>
+    </w:p>
+    <w:p>
+      <w:pPr>
         <w:pStyle w:val="a3"/>
         <w:numPr>
           <w:ilvl w:val="0"/>
@@ -864,8 +920,60 @@
         </w:rPr>
         <w:t>Сколько пользователей из Москвы:</w:t>
       </w:r>
-      <w:bookmarkStart w:id="0" w:name="_GoBack"/>
-      <w:bookmarkEnd w:id="0"/>
+    </w:p>
+    <w:p>
+      <w:pPr>
+        <w:spacing w:line="360" w:lineRule="auto"/>
+        <w:rPr>
+          <w:rFonts w:ascii="Times New Roman" w:hAnsi="Times New Roman" w:cs="Times New Roman"/>
+          <w:bCs/>
+          <w:sz w:val="28"/>
+          <w:szCs w:val="24"/>
+        </w:rPr>
+      </w:pPr>
+      <w:r>
+        <w:rPr>
+          <w:rFonts w:ascii="Times New Roman" w:hAnsi="Times New Roman" w:cs="Times New Roman"/>
+          <w:bCs/>
+          <w:sz w:val="28"/>
+          <w:szCs w:val="24"/>
+        </w:rPr>
+        <w:drawing>
+          <wp:inline distT="0" distB="0" distL="0" distR="0" wp14:anchorId="62E6BDD4" wp14:editId="21338413">
+            <wp:extent cx="2972215" cy="495369"/>
+            <wp:effectExtent l="0" t="0" r="0" b="0"/>
+            <wp:docPr id="12" name="Рисунок 12"/>
+            <wp:cNvGraphicFramePr>
+              <a:graphicFrameLocks xmlns:a="http://schemas.openxmlformats.org/drawingml/2006/main" noChangeAspect="1"/>
+            </wp:cNvGraphicFramePr>
+            <a:graphic xmlns:a="http://schemas.openxmlformats.org/drawingml/2006/main">
+              <a:graphicData uri="http://schemas.openxmlformats.org/drawingml/2006/picture">
+                <pic:pic xmlns:pic="http://schemas.openxmlformats.org/drawingml/2006/picture">
+                  <pic:nvPicPr>
+                    <pic:cNvPr id="1" name=""/>
+                    <pic:cNvPicPr/>
+                  </pic:nvPicPr>
+                  <pic:blipFill>
+                    <a:blip r:embed="rId16"/>
+                    <a:stretch>
+                      <a:fillRect/>
+                    </a:stretch>
+                  </pic:blipFill>
+                  <pic:spPr>
+                    <a:xfrm>
+                      <a:off x="0" y="0"/>
+                      <a:ext cx="2972215" cy="495369"/>
+                    </a:xfrm>
+                    <a:prstGeom prst="rect">
+                      <a:avLst/>
+                    </a:prstGeom>
+                  </pic:spPr>
+                </pic:pic>
+              </a:graphicData>
+            </a:graphic>
+          </wp:inline>
+        </w:drawing>
+      </w:r>
     </w:p>
     <w:p>
       <w:pPr>
@@ -897,6 +1005,65 @@
     </w:p>
     <w:p>
       <w:pPr>
+        <w:spacing w:before="100" w:beforeAutospacing="1" w:after="100" w:afterAutospacing="1" w:line="360" w:lineRule="auto"/>
+        <w:ind w:left="360"/>
+        <w:outlineLvl w:val="2"/>
+        <w:rPr>
+          <w:rFonts w:ascii="Times New Roman" w:eastAsia="Times New Roman" w:hAnsi="Times New Roman" w:cs="Times New Roman"/>
+          <w:bCs/>
+          <w:sz w:val="28"/>
+          <w:szCs w:val="27"/>
+          <w:lang w:eastAsia="ru-RU"/>
+        </w:rPr>
+      </w:pPr>
+      <w:r>
+        <w:rPr>
+          <w:rFonts w:ascii="Times New Roman" w:eastAsia="Times New Roman" w:hAnsi="Times New Roman" w:cs="Times New Roman"/>
+          <w:bCs/>
+          <w:sz w:val="28"/>
+          <w:szCs w:val="27"/>
+          <w:lang w:eastAsia="ru-RU"/>
+        </w:rPr>
+        <w:lastRenderedPageBreak/>
+        <w:drawing>
+          <wp:inline distT="0" distB="0" distL="0" distR="0" wp14:anchorId="6E6D8837" wp14:editId="54A331A9">
+            <wp:extent cx="5940425" cy="4577715"/>
+            <wp:effectExtent l="0" t="0" r="3175" b="0"/>
+            <wp:docPr id="13" name="Рисунок 13"/>
+            <wp:cNvGraphicFramePr>
+              <a:graphicFrameLocks xmlns:a="http://schemas.openxmlformats.org/drawingml/2006/main" noChangeAspect="1"/>
+            </wp:cNvGraphicFramePr>
+            <a:graphic xmlns:a="http://schemas.openxmlformats.org/drawingml/2006/main">
+              <a:graphicData uri="http://schemas.openxmlformats.org/drawingml/2006/picture">
+                <pic:pic xmlns:pic="http://schemas.openxmlformats.org/drawingml/2006/picture">
+                  <pic:nvPicPr>
+                    <pic:cNvPr id="1" name=""/>
+                    <pic:cNvPicPr/>
+                  </pic:nvPicPr>
+                  <pic:blipFill>
+                    <a:blip r:embed="rId17"/>
+                    <a:stretch>
+                      <a:fillRect/>
+                    </a:stretch>
+                  </pic:blipFill>
+                  <pic:spPr>
+                    <a:xfrm>
+                      <a:off x="0" y="0"/>
+                      <a:ext cx="5940425" cy="4577715"/>
+                    </a:xfrm>
+                    <a:prstGeom prst="rect">
+                      <a:avLst/>
+                    </a:prstGeom>
+                  </pic:spPr>
+                </pic:pic>
+              </a:graphicData>
+            </a:graphic>
+          </wp:inline>
+        </w:drawing>
+      </w:r>
+    </w:p>
+    <w:p>
+      <w:pPr>
         <w:pStyle w:val="a3"/>
         <w:numPr>
           <w:ilvl w:val="0"/>
@@ -945,6 +1112,63 @@
     </w:p>
     <w:p>
       <w:pPr>
+        <w:spacing w:before="100" w:beforeAutospacing="1" w:after="100" w:afterAutospacing="1" w:line="360" w:lineRule="auto"/>
+        <w:outlineLvl w:val="2"/>
+        <w:rPr>
+          <w:rFonts w:ascii="Times New Roman" w:eastAsia="Times New Roman" w:hAnsi="Times New Roman" w:cs="Times New Roman"/>
+          <w:bCs/>
+          <w:sz w:val="28"/>
+          <w:szCs w:val="27"/>
+          <w:lang w:eastAsia="ru-RU"/>
+        </w:rPr>
+      </w:pPr>
+      <w:r>
+        <w:rPr>
+          <w:rFonts w:ascii="Times New Roman" w:eastAsia="Times New Roman" w:hAnsi="Times New Roman" w:cs="Times New Roman"/>
+          <w:bCs/>
+          <w:sz w:val="28"/>
+          <w:szCs w:val="27"/>
+          <w:lang w:eastAsia="ru-RU"/>
+        </w:rPr>
+        <w:drawing>
+          <wp:inline distT="0" distB="0" distL="0" distR="0" wp14:anchorId="33EFA391" wp14:editId="45D3D78E">
+            <wp:extent cx="5940425" cy="706120"/>
+            <wp:effectExtent l="0" t="0" r="3175" b="0"/>
+            <wp:docPr id="15" name="Рисунок 15"/>
+            <wp:cNvGraphicFramePr>
+              <a:graphicFrameLocks xmlns:a="http://schemas.openxmlformats.org/drawingml/2006/main" noChangeAspect="1"/>
+            </wp:cNvGraphicFramePr>
+            <a:graphic xmlns:a="http://schemas.openxmlformats.org/drawingml/2006/main">
+              <a:graphicData uri="http://schemas.openxmlformats.org/drawingml/2006/picture">
+                <pic:pic xmlns:pic="http://schemas.openxmlformats.org/drawingml/2006/picture">
+                  <pic:nvPicPr>
+                    <pic:cNvPr id="1" name=""/>
+                    <pic:cNvPicPr/>
+                  </pic:nvPicPr>
+                  <pic:blipFill>
+                    <a:blip r:embed="rId18"/>
+                    <a:stretch>
+                      <a:fillRect/>
+                    </a:stretch>
+                  </pic:blipFill>
+                  <pic:spPr>
+                    <a:xfrm>
+                      <a:off x="0" y="0"/>
+                      <a:ext cx="5940425" cy="706120"/>
+                    </a:xfrm>
+                    <a:prstGeom prst="rect">
+                      <a:avLst/>
+                    </a:prstGeom>
+                  </pic:spPr>
+                </pic:pic>
+              </a:graphicData>
+            </a:graphic>
+          </wp:inline>
+        </w:drawing>
+      </w:r>
+    </w:p>
+    <w:p>
+      <w:pPr>
         <w:pStyle w:val="a3"/>
         <w:numPr>
           <w:ilvl w:val="0"/>
@@ -1122,7 +1346,19 @@
           <w:szCs w:val="27"/>
           <w:lang w:eastAsia="ru-RU"/>
         </w:rPr>
-        <w:t>Подсчитать, сколько книг у каждого автора:</w:t>
+        <w:t>Подсчитать, скольк</w:t>
+      </w:r>
+      <w:bookmarkStart w:id="0" w:name="_GoBack"/>
+      <w:bookmarkEnd w:id="0"/>
+      <w:r>
+        <w:rPr>
+          <w:rFonts w:ascii="Times New Roman" w:eastAsia="Times New Roman" w:hAnsi="Times New Roman" w:cs="Times New Roman"/>
+          <w:bCs/>
+          <w:sz w:val="28"/>
+          <w:szCs w:val="27"/>
+          <w:lang w:eastAsia="ru-RU"/>
+        </w:rPr>
+        <w:t>о книг у каждого автора:</w:t>
       </w:r>
     </w:p>
     <w:p>
@@ -1302,7 +1538,6 @@
           <w:szCs w:val="27"/>
           <w:lang w:eastAsia="ru-RU"/>
         </w:rPr>
-        <w:lastRenderedPageBreak/>
         <w:t xml:space="preserve">Найти книги жанра «фантастика» с </w:t>
       </w:r>
       <w:proofErr w:type="gramStart"/>
@@ -1606,6 +1841,7 @@
     <w:lsdException w:name="HTML Sample" w:semiHidden="1" w:unhideWhenUsed="1"/>
     <w:lsdException w:name="HTML Typewriter" w:semiHidden="1" w:unhideWhenUsed="1"/>
     <w:lsdException w:name="HTML Variable" w:semiHidden="1" w:unhideWhenUsed="1"/>
+    <w:lsdException w:name="Normal Table" w:semiHidden="1" w:unhideWhenUsed="1"/>
     <w:lsdException w:name="annotation subject" w:semiHidden="1" w:unhideWhenUsed="1"/>
     <w:lsdException w:name="No List" w:semiHidden="1" w:unhideWhenUsed="1"/>
     <w:lsdException w:name="Outline List 1" w:semiHidden="1" w:unhideWhenUsed="1"/>
@@ -1649,8 +1885,10 @@
     <w:lsdException w:name="Table Elegant" w:semiHidden="1" w:unhideWhenUsed="1"/>
     <w:lsdException w:name="Table Professional" w:semiHidden="1" w:unhideWhenUsed="1"/>
     <w:lsdException w:name="Table Subtle 1" w:semiHidden="1" w:unhideWhenUsed="1"/>
+    <w:lsdException w:name="Table Subtle 2" w:semiHidden="1" w:unhideWhenUsed="1"/>
     <w:lsdException w:name="Table Web 1" w:semiHidden="1" w:unhideWhenUsed="1"/>
     <w:lsdException w:name="Table Web 2" w:semiHidden="1" w:unhideWhenUsed="1"/>
+    <w:lsdException w:name="Table Web 3" w:semiHidden="1" w:unhideWhenUsed="1"/>
     <w:lsdException w:name="Balloon Text" w:semiHidden="1" w:unhideWhenUsed="1"/>
     <w:lsdException w:name="Table Grid" w:uiPriority="39"/>
     <w:lsdException w:name="Table Theme" w:semiHidden="1" w:unhideWhenUsed="1"/>
